--- a/docs/rapporten/plan-van-aanpak-v3.docx
+++ b/docs/rapporten/plan-van-aanpak-v3.docx
@@ -312,7 +312,7 @@
     </w:p>
     <w:p>
       <w:r>
-        <w:t>De AZWA-uitwerking voor D5 en D6 vraagt afstemming met regionale partners, maar dit plan werkt die route niet verder uit. Voor Almere is vooral van belang dat de lokale uitwerking aansluit op bestaande samenwerking en uitvoeringskennis.</w:t>
+        <w:t>De AZWA-uitwerking voor D5 en D6 vraagt afstemming met regionale partners, maar dit plan werkt die route niet verder uit. Voor Almere is vooral van belang dat de lokale uitwerking aansluit op bestaande samenwerking en uitvoeringskennis. Daarbij moet onderscheid worden gemaakt tussen de IZA/AZWA-regio Flevoland, de GGD-regio Flevoland, de zorgkantoorregio en eventuele subregionale of thematische taakverdeling.</w:t>
       </w:r>
     </w:p>
     <w:p>
@@ -448,7 +448,7 @@
     </w:p>
     <w:p>
       <w:r>
-        <w:t>De regionale werkagenda moet door de colleges van B en W worden vastgesteld. Voor Almere betekent dit dat de ambtelijke uitwerking, regionale afstemming en bestuurlijke voorbereiding ruim voor november op orde moeten zijn.</w:t>
+        <w:t>De regionale werkagenda moet door de colleges van B en W worden vastgesteld. Voor Almere betekent dit dat de ambtelijke uitwerking, de afstemming binnen de IZA/AZWA-regio Flevoland en de bestuurlijke voorbereiding ruim voor november op orde moeten zijn.</w:t>
       </w:r>
     </w:p>
     <w:p>
@@ -477,7 +477,7 @@
         <w:pStyle w:val="ListBullet"/>
       </w:pPr>
       <w:r>
-        <w:t>hoe portefeuillehouders het regionale mandaat dragen;</w:t>
+        <w:t>hoe portefeuillehouders het formele regionale mandaat dragen en hoe dit zich verhoudt tot praktische coordinatie of uitvoering door partners;</w:t>
       </w:r>
     </w:p>
     <w:p>
